--- a/Report/TB02277/Lab06_TB02277.docx
+++ b/Report/TB02277/Lab06_TB02277.docx
@@ -767,12 +767,12 @@
             <wp:extent cx="5731200" cy="3886200"/>
             <wp:effectExtent b="0" l="0" r="0" t="0"/>
             <wp:wrapTopAndBottom distB="114300" distT="114300"/>
-            <wp:docPr id="48" name="image45.png"/>
+            <wp:docPr id="48" name="image46.png"/>
             <a:graphic>
               <a:graphicData uri="http://schemas.openxmlformats.org/drawingml/2006/picture">
                 <pic:pic>
                   <pic:nvPicPr>
-                    <pic:cNvPr id="0" name="image45.png"/>
+                    <pic:cNvPr id="0" name="image46.png"/>
                     <pic:cNvPicPr preferRelativeResize="0"/>
                   </pic:nvPicPr>
                   <pic:blipFill>
@@ -1264,12 +1264,12 @@
           <wp:inline distB="114300" distT="114300" distL="114300" distR="114300">
             <wp:extent cx="5731200" cy="3886200"/>
             <wp:effectExtent b="0" l="0" r="0" t="0"/>
-            <wp:docPr id="47" name="image41.png"/>
+            <wp:docPr id="47" name="image81.png"/>
             <a:graphic>
               <a:graphicData uri="http://schemas.openxmlformats.org/drawingml/2006/picture">
                 <pic:pic>
                   <pic:nvPicPr>
-                    <pic:cNvPr id="0" name="image41.png"/>
+                    <pic:cNvPr id="0" name="image81.png"/>
                     <pic:cNvPicPr preferRelativeResize="0"/>
                   </pic:nvPicPr>
                   <pic:blipFill>
@@ -1350,12 +1350,12 @@
           <wp:inline distB="114300" distT="114300" distL="114300" distR="114300">
             <wp:extent cx="5731200" cy="3975100"/>
             <wp:effectExtent b="0" l="0" r="0" t="0"/>
-            <wp:docPr id="30" name="image27.png"/>
+            <wp:docPr id="30" name="image33.png"/>
             <a:graphic>
               <a:graphicData uri="http://schemas.openxmlformats.org/drawingml/2006/picture">
                 <pic:pic>
                   <pic:nvPicPr>
-                    <pic:cNvPr id="0" name="image27.png"/>
+                    <pic:cNvPr id="0" name="image33.png"/>
                     <pic:cNvPicPr preferRelativeResize="0"/>
                   </pic:nvPicPr>
                   <pic:blipFill>
@@ -1436,12 +1436,12 @@
           <wp:inline distB="114300" distT="114300" distL="114300" distR="114300">
             <wp:extent cx="5731200" cy="3873500"/>
             <wp:effectExtent b="0" l="0" r="0" t="0"/>
-            <wp:docPr id="35" name="image55.png"/>
+            <wp:docPr id="35" name="image26.png"/>
             <a:graphic>
               <a:graphicData uri="http://schemas.openxmlformats.org/drawingml/2006/picture">
                 <pic:pic>
                   <pic:nvPicPr>
-                    <pic:cNvPr id="0" name="image55.png"/>
+                    <pic:cNvPr id="0" name="image26.png"/>
                     <pic:cNvPicPr preferRelativeResize="0"/>
                   </pic:nvPicPr>
                   <pic:blipFill>
@@ -1550,12 +1550,12 @@
           <wp:inline distB="114300" distT="114300" distL="114300" distR="114300">
             <wp:extent cx="5731200" cy="3949700"/>
             <wp:effectExtent b="0" l="0" r="0" t="0"/>
-            <wp:docPr id="54" name="image61.png"/>
+            <wp:docPr id="54" name="image47.png"/>
             <a:graphic>
               <a:graphicData uri="http://schemas.openxmlformats.org/drawingml/2006/picture">
                 <pic:pic>
                   <pic:nvPicPr>
-                    <pic:cNvPr id="0" name="image61.png"/>
+                    <pic:cNvPr id="0" name="image47.png"/>
                     <pic:cNvPicPr preferRelativeResize="0"/>
                   </pic:nvPicPr>
                   <pic:blipFill>
@@ -1636,12 +1636,12 @@
           <wp:inline distB="114300" distT="114300" distL="114300" distR="114300">
             <wp:extent cx="5731200" cy="4165600"/>
             <wp:effectExtent b="0" l="0" r="0" t="0"/>
-            <wp:docPr id="71" name="image68.png"/>
+            <wp:docPr id="71" name="image61.png"/>
             <a:graphic>
               <a:graphicData uri="http://schemas.openxmlformats.org/drawingml/2006/picture">
                 <pic:pic>
                   <pic:nvPicPr>
-                    <pic:cNvPr id="0" name="image68.png"/>
+                    <pic:cNvPr id="0" name="image61.png"/>
                     <pic:cNvPicPr preferRelativeResize="0"/>
                   </pic:nvPicPr>
                   <pic:blipFill>
@@ -1722,12 +1722,12 @@
           <wp:inline distB="114300" distT="114300" distL="114300" distR="114300">
             <wp:extent cx="5731200" cy="3962400"/>
             <wp:effectExtent b="0" l="0" r="0" t="0"/>
-            <wp:docPr id="80" name="image80.png"/>
+            <wp:docPr id="80" name="image68.png"/>
             <a:graphic>
               <a:graphicData uri="http://schemas.openxmlformats.org/drawingml/2006/picture">
                 <pic:pic>
                   <pic:nvPicPr>
-                    <pic:cNvPr id="0" name="image80.png"/>
+                    <pic:cNvPr id="0" name="image68.png"/>
                     <pic:cNvPicPr preferRelativeResize="0"/>
                   </pic:nvPicPr>
                   <pic:blipFill>
@@ -1825,12 +1825,12 @@
           <wp:inline distB="114300" distT="114300" distL="114300" distR="114300">
             <wp:extent cx="5731200" cy="4051300"/>
             <wp:effectExtent b="0" l="0" r="0" t="0"/>
-            <wp:docPr id="7" name="image2.png"/>
+            <wp:docPr id="7" name="image19.png"/>
             <a:graphic>
               <a:graphicData uri="http://schemas.openxmlformats.org/drawingml/2006/picture">
                 <pic:pic>
                   <pic:nvPicPr>
-                    <pic:cNvPr id="0" name="image2.png"/>
+                    <pic:cNvPr id="0" name="image19.png"/>
                     <pic:cNvPicPr preferRelativeResize="0"/>
                   </pic:nvPicPr>
                   <pic:blipFill>
@@ -1981,12 +1981,12 @@
           <wp:inline distB="114300" distT="114300" distL="114300" distR="114300">
             <wp:extent cx="5731200" cy="3860800"/>
             <wp:effectExtent b="0" l="0" r="0" t="0"/>
-            <wp:docPr id="40" name="image34.png"/>
+            <wp:docPr id="40" name="image29.png"/>
             <a:graphic>
               <a:graphicData uri="http://schemas.openxmlformats.org/drawingml/2006/picture">
                 <pic:pic>
                   <pic:nvPicPr>
-                    <pic:cNvPr id="0" name="image34.png"/>
+                    <pic:cNvPr id="0" name="image29.png"/>
                     <pic:cNvPicPr preferRelativeResize="0"/>
                   </pic:nvPicPr>
                   <pic:blipFill>
@@ -2062,12 +2062,12 @@
           <wp:inline distB="114300" distT="114300" distL="114300" distR="114300">
             <wp:extent cx="5731200" cy="3848100"/>
             <wp:effectExtent b="0" l="0" r="0" t="0"/>
-            <wp:docPr id="73" name="image67.png"/>
+            <wp:docPr id="73" name="image65.png"/>
             <a:graphic>
               <a:graphicData uri="http://schemas.openxmlformats.org/drawingml/2006/picture">
                 <pic:pic>
                   <pic:nvPicPr>
-                    <pic:cNvPr id="0" name="image67.png"/>
+                    <pic:cNvPr id="0" name="image65.png"/>
                     <pic:cNvPicPr preferRelativeResize="0"/>
                   </pic:nvPicPr>
                   <pic:blipFill>
@@ -2146,12 +2146,12 @@
           <wp:inline distB="114300" distT="114300" distL="114300" distR="114300">
             <wp:extent cx="5338763" cy="4867275"/>
             <wp:effectExtent b="0" l="0" r="0" t="0"/>
-            <wp:docPr id="24" name="image25.png"/>
+            <wp:docPr id="24" name="image13.png"/>
             <a:graphic>
               <a:graphicData uri="http://schemas.openxmlformats.org/drawingml/2006/picture">
                 <pic:pic>
                   <pic:nvPicPr>
-                    <pic:cNvPr id="0" name="image25.png"/>
+                    <pic:cNvPr id="0" name="image13.png"/>
                     <pic:cNvPicPr preferRelativeResize="0"/>
                   </pic:nvPicPr>
                   <pic:blipFill>
@@ -2227,12 +2227,12 @@
           <wp:inline distB="114300" distT="114300" distL="114300" distR="114300">
             <wp:extent cx="4706740" cy="3128963"/>
             <wp:effectExtent b="0" l="0" r="0" t="0"/>
-            <wp:docPr id="25" name="image15.png"/>
+            <wp:docPr id="25" name="image42.png"/>
             <a:graphic>
               <a:graphicData uri="http://schemas.openxmlformats.org/drawingml/2006/picture">
                 <pic:pic>
                   <pic:nvPicPr>
-                    <pic:cNvPr id="0" name="image15.png"/>
+                    <pic:cNvPr id="0" name="image42.png"/>
                     <pic:cNvPicPr preferRelativeResize="0"/>
                   </pic:nvPicPr>
                   <pic:blipFill>
@@ -2345,12 +2345,12 @@
           <wp:inline distB="114300" distT="114300" distL="114300" distR="114300">
             <wp:extent cx="5731200" cy="3657600"/>
             <wp:effectExtent b="0" l="0" r="0" t="0"/>
-            <wp:docPr id="67" name="image70.png"/>
+            <wp:docPr id="67" name="image88.png"/>
             <a:graphic>
               <a:graphicData uri="http://schemas.openxmlformats.org/drawingml/2006/picture">
                 <pic:pic>
                   <pic:nvPicPr>
-                    <pic:cNvPr id="0" name="image70.png"/>
+                    <pic:cNvPr id="0" name="image88.png"/>
                     <pic:cNvPicPr preferRelativeResize="0"/>
                   </pic:nvPicPr>
                   <pic:blipFill>
@@ -2426,12 +2426,12 @@
           <wp:inline distB="114300" distT="114300" distL="114300" distR="114300">
             <wp:extent cx="5114965" cy="4052888"/>
             <wp:effectExtent b="0" l="0" r="0" t="0"/>
-            <wp:docPr id="82" name="image86.png"/>
+            <wp:docPr id="82" name="image71.png"/>
             <a:graphic>
               <a:graphicData uri="http://schemas.openxmlformats.org/drawingml/2006/picture">
                 <pic:pic>
                   <pic:nvPicPr>
-                    <pic:cNvPr id="0" name="image86.png"/>
+                    <pic:cNvPr id="0" name="image71.png"/>
                     <pic:cNvPicPr preferRelativeResize="0"/>
                   </pic:nvPicPr>
                   <pic:blipFill>
@@ -2513,12 +2513,12 @@
             <wp:extent cx="5731200" cy="5702300"/>
             <wp:effectExtent b="0" l="0" r="0" t="0"/>
             <wp:wrapNone/>
-            <wp:docPr id="56" name="image66.png"/>
+            <wp:docPr id="56" name="image49.png"/>
             <a:graphic>
               <a:graphicData uri="http://schemas.openxmlformats.org/drawingml/2006/picture">
                 <pic:pic>
                   <pic:nvPicPr>
-                    <pic:cNvPr id="0" name="image66.png"/>
+                    <pic:cNvPr id="0" name="image49.png"/>
                     <pic:cNvPicPr preferRelativeResize="0"/>
                   </pic:nvPicPr>
                   <pic:blipFill>
@@ -2714,12 +2714,12 @@
             <wp:extent cx="5731200" cy="2819400"/>
             <wp:effectExtent b="0" l="0" r="0" t="0"/>
             <wp:wrapNone/>
-            <wp:docPr id="26" name="image40.png"/>
+            <wp:docPr id="26" name="image12.png"/>
             <a:graphic>
               <a:graphicData uri="http://schemas.openxmlformats.org/drawingml/2006/picture">
                 <pic:pic>
                   <pic:nvPicPr>
-                    <pic:cNvPr id="0" name="image40.png"/>
+                    <pic:cNvPr id="0" name="image12.png"/>
                     <pic:cNvPicPr preferRelativeResize="0"/>
                   </pic:nvPicPr>
                   <pic:blipFill>
@@ -3008,12 +3008,12 @@
             <wp:extent cx="5731200" cy="3911600"/>
             <wp:effectExtent b="0" l="0" r="0" t="0"/>
             <wp:wrapNone/>
-            <wp:docPr id="79" name="image73.png"/>
+            <wp:docPr id="79" name="image67.png"/>
             <a:graphic>
               <a:graphicData uri="http://schemas.openxmlformats.org/drawingml/2006/picture">
                 <pic:pic>
                   <pic:nvPicPr>
-                    <pic:cNvPr id="0" name="image73.png"/>
+                    <pic:cNvPr id="0" name="image67.png"/>
                     <pic:cNvPicPr preferRelativeResize="0"/>
                   </pic:nvPicPr>
                   <pic:blipFill>
@@ -3312,12 +3312,12 @@
             <wp:extent cx="5731200" cy="3238500"/>
             <wp:effectExtent b="0" l="0" r="0" t="0"/>
             <wp:wrapNone/>
-            <wp:docPr id="32" name="image18.png"/>
+            <wp:docPr id="32" name="image66.png"/>
             <a:graphic>
               <a:graphicData uri="http://schemas.openxmlformats.org/drawingml/2006/picture">
                 <pic:pic>
                   <pic:nvPicPr>
-                    <pic:cNvPr id="0" name="image18.png"/>
+                    <pic:cNvPr id="0" name="image66.png"/>
                     <pic:cNvPicPr preferRelativeResize="0"/>
                   </pic:nvPicPr>
                   <pic:blipFill>
@@ -3610,12 +3610,12 @@
           <wp:inline distB="114300" distT="114300" distL="114300" distR="114300">
             <wp:extent cx="5731200" cy="3022600"/>
             <wp:effectExtent b="0" l="0" r="0" t="0"/>
-            <wp:docPr id="57" name="image52.png"/>
+            <wp:docPr id="57" name="image82.png"/>
             <a:graphic>
               <a:graphicData uri="http://schemas.openxmlformats.org/drawingml/2006/picture">
                 <pic:pic>
                   <pic:nvPicPr>
-                    <pic:cNvPr id="0" name="image52.png"/>
+                    <pic:cNvPr id="0" name="image82.png"/>
                     <pic:cNvPicPr preferRelativeResize="0"/>
                   </pic:nvPicPr>
                   <pic:blipFill>
@@ -3739,12 +3739,12 @@
             <wp:extent cx="5731200" cy="2743200"/>
             <wp:effectExtent b="0" l="0" r="0" t="0"/>
             <wp:wrapNone/>
-            <wp:docPr id="84" name="image87.png"/>
+            <wp:docPr id="84" name="image73.png"/>
             <a:graphic>
               <a:graphicData uri="http://schemas.openxmlformats.org/drawingml/2006/picture">
                 <pic:pic>
                   <pic:nvPicPr>
-                    <pic:cNvPr id="0" name="image87.png"/>
+                    <pic:cNvPr id="0" name="image73.png"/>
                     <pic:cNvPicPr preferRelativeResize="0"/>
                   </pic:nvPicPr>
                   <pic:blipFill>
@@ -4060,12 +4060,12 @@
             <wp:extent cx="5731200" cy="3657600"/>
             <wp:effectExtent b="0" l="0" r="0" t="0"/>
             <wp:wrapNone/>
-            <wp:docPr id="68" name="image71.png"/>
+            <wp:docPr id="68" name="image80.png"/>
             <a:graphic>
               <a:graphicData uri="http://schemas.openxmlformats.org/drawingml/2006/picture">
                 <pic:pic>
                   <pic:nvPicPr>
-                    <pic:cNvPr id="0" name="image71.png"/>
+                    <pic:cNvPr id="0" name="image80.png"/>
                     <pic:cNvPicPr preferRelativeResize="0"/>
                   </pic:nvPicPr>
                   <pic:blipFill>
@@ -4358,12 +4358,12 @@
           <wp:inline distB="114300" distT="114300" distL="114300" distR="114300">
             <wp:extent cx="5731200" cy="3073400"/>
             <wp:effectExtent b="0" l="0" r="0" t="0"/>
-            <wp:docPr id="51" name="image46.png"/>
+            <wp:docPr id="51" name="image48.png"/>
             <a:graphic>
               <a:graphicData uri="http://schemas.openxmlformats.org/drawingml/2006/picture">
                 <pic:pic>
                   <pic:nvPicPr>
-                    <pic:cNvPr id="0" name="image46.png"/>
+                    <pic:cNvPr id="0" name="image48.png"/>
                     <pic:cNvPicPr preferRelativeResize="0"/>
                   </pic:nvPicPr>
                   <pic:blipFill>
@@ -4485,12 +4485,12 @@
           <wp:inline distB="114300" distT="114300" distL="114300" distR="114300">
             <wp:extent cx="5731200" cy="3289300"/>
             <wp:effectExtent b="0" l="0" r="0" t="0"/>
-            <wp:docPr id="69" name="image63.png"/>
+            <wp:docPr id="69" name="image60.png"/>
             <a:graphic>
               <a:graphicData uri="http://schemas.openxmlformats.org/drawingml/2006/picture">
                 <pic:pic>
                   <pic:nvPicPr>
-                    <pic:cNvPr id="0" name="image63.png"/>
+                    <pic:cNvPr id="0" name="image60.png"/>
                     <pic:cNvPicPr preferRelativeResize="0"/>
                   </pic:nvPicPr>
                   <pic:blipFill>
@@ -4673,12 +4673,12 @@
             <wp:extent cx="5731200" cy="3251200"/>
             <wp:effectExtent b="0" l="0" r="0" t="0"/>
             <wp:wrapNone/>
-            <wp:docPr id="29" name="image26.png"/>
+            <wp:docPr id="29" name="image16.png"/>
             <a:graphic>
               <a:graphicData uri="http://schemas.openxmlformats.org/drawingml/2006/picture">
                 <pic:pic>
                   <pic:nvPicPr>
-                    <pic:cNvPr id="0" name="image26.png"/>
+                    <pic:cNvPr id="0" name="image16.png"/>
                     <pic:cNvPicPr preferRelativeResize="0"/>
                   </pic:nvPicPr>
                   <pic:blipFill>
@@ -4914,12 +4914,12 @@
             <wp:extent cx="5731200" cy="3225800"/>
             <wp:effectExtent b="0" l="0" r="0" t="0"/>
             <wp:wrapNone/>
-            <wp:docPr id="15" name="image9.png"/>
+            <wp:docPr id="15" name="image58.png"/>
             <a:graphic>
               <a:graphicData uri="http://schemas.openxmlformats.org/drawingml/2006/picture">
                 <pic:pic>
                   <pic:nvPicPr>
-                    <pic:cNvPr id="0" name="image9.png"/>
+                    <pic:cNvPr id="0" name="image58.png"/>
                     <pic:cNvPicPr preferRelativeResize="0"/>
                   </pic:nvPicPr>
                   <pic:blipFill>
@@ -5208,12 +5208,12 @@
             <wp:extent cx="5731200" cy="3073400"/>
             <wp:effectExtent b="0" l="0" r="0" t="0"/>
             <wp:wrapNone/>
-            <wp:docPr id="58" name="image62.png"/>
+            <wp:docPr id="58" name="image51.png"/>
             <a:graphic>
               <a:graphicData uri="http://schemas.openxmlformats.org/drawingml/2006/picture">
                 <pic:pic>
                   <pic:nvPicPr>
-                    <pic:cNvPr id="0" name="image62.png"/>
+                    <pic:cNvPr id="0" name="image51.png"/>
                     <pic:cNvPicPr preferRelativeResize="0"/>
                   </pic:nvPicPr>
                   <pic:blipFill>
@@ -5528,12 +5528,12 @@
             <wp:extent cx="5731200" cy="3009900"/>
             <wp:effectExtent b="0" l="0" r="0" t="0"/>
             <wp:wrapNone/>
-            <wp:docPr id="12" name="image6.png"/>
+            <wp:docPr id="12" name="image55.png"/>
             <a:graphic>
               <a:graphicData uri="http://schemas.openxmlformats.org/drawingml/2006/picture">
                 <pic:pic>
                   <pic:nvPicPr>
-                    <pic:cNvPr id="0" name="image6.png"/>
+                    <pic:cNvPr id="0" name="image55.png"/>
                     <pic:cNvPicPr preferRelativeResize="0"/>
                   </pic:nvPicPr>
                   <pic:blipFill>
@@ -6062,12 +6062,12 @@
           <wp:inline distB="114300" distT="114300" distL="114300" distR="114300">
             <wp:extent cx="5731200" cy="3797300"/>
             <wp:effectExtent b="0" l="0" r="0" t="0"/>
-            <wp:docPr id="78" name="image88.png"/>
+            <wp:docPr id="78" name="image87.png"/>
             <a:graphic>
               <a:graphicData uri="http://schemas.openxmlformats.org/drawingml/2006/picture">
                 <pic:pic>
                   <pic:nvPicPr>
-                    <pic:cNvPr id="0" name="image88.png"/>
+                    <pic:cNvPr id="0" name="image87.png"/>
                     <pic:cNvPicPr preferRelativeResize="0"/>
                   </pic:nvPicPr>
                   <pic:blipFill>
@@ -6131,12 +6131,12 @@
           <wp:inline distB="114300" distT="114300" distL="114300" distR="114300">
             <wp:extent cx="5731200" cy="3416300"/>
             <wp:effectExtent b="0" l="0" r="0" t="0"/>
-            <wp:docPr id="55" name="image50.png"/>
+            <wp:docPr id="55" name="image45.png"/>
             <a:graphic>
               <a:graphicData uri="http://schemas.openxmlformats.org/drawingml/2006/picture">
                 <pic:pic>
                   <pic:nvPicPr>
-                    <pic:cNvPr id="0" name="image50.png"/>
+                    <pic:cNvPr id="0" name="image45.png"/>
                     <pic:cNvPicPr preferRelativeResize="0"/>
                   </pic:nvPicPr>
                   <pic:blipFill>
@@ -6200,12 +6200,12 @@
           <wp:inline distB="114300" distT="114300" distL="114300" distR="114300">
             <wp:extent cx="5731200" cy="3162300"/>
             <wp:effectExtent b="0" l="0" r="0" t="0"/>
-            <wp:docPr id="45" name="image42.png"/>
+            <wp:docPr id="45" name="image35.png"/>
             <a:graphic>
               <a:graphicData uri="http://schemas.openxmlformats.org/drawingml/2006/picture">
                 <pic:pic>
                   <pic:nvPicPr>
-                    <pic:cNvPr id="0" name="image42.png"/>
+                    <pic:cNvPr id="0" name="image35.png"/>
                     <pic:cNvPicPr preferRelativeResize="0"/>
                   </pic:nvPicPr>
                   <pic:blipFill>
@@ -6269,12 +6269,12 @@
           <wp:inline distB="114300" distT="114300" distL="114300" distR="114300">
             <wp:extent cx="5731200" cy="3606800"/>
             <wp:effectExtent b="0" l="0" r="0" t="0"/>
-            <wp:docPr id="59" name="image64.png"/>
+            <wp:docPr id="59" name="image57.png"/>
             <a:graphic>
               <a:graphicData uri="http://schemas.openxmlformats.org/drawingml/2006/picture">
                 <pic:pic>
                   <pic:nvPicPr>
-                    <pic:cNvPr id="0" name="image64.png"/>
+                    <pic:cNvPr id="0" name="image57.png"/>
                     <pic:cNvPicPr preferRelativeResize="0"/>
                   </pic:nvPicPr>
                   <pic:blipFill>
@@ -6354,12 +6354,12 @@
           <wp:inline distB="114300" distT="114300" distL="114300" distR="114300">
             <wp:extent cx="5731200" cy="3556000"/>
             <wp:effectExtent b="0" l="0" r="0" t="0"/>
-            <wp:docPr id="53" name="image54.png"/>
+            <wp:docPr id="53" name="image39.png"/>
             <a:graphic>
               <a:graphicData uri="http://schemas.openxmlformats.org/drawingml/2006/picture">
                 <pic:pic>
                   <pic:nvPicPr>
-                    <pic:cNvPr id="0" name="image54.png"/>
+                    <pic:cNvPr id="0" name="image39.png"/>
                     <pic:cNvPicPr preferRelativeResize="0"/>
                   </pic:nvPicPr>
                   <pic:blipFill>
@@ -6423,12 +6423,12 @@
           <wp:inline distB="114300" distT="114300" distL="114300" distR="114300">
             <wp:extent cx="5731200" cy="3378200"/>
             <wp:effectExtent b="0" l="0" r="0" t="0"/>
-            <wp:docPr id="72" name="image72.png"/>
+            <wp:docPr id="72" name="image75.png"/>
             <a:graphic>
               <a:graphicData uri="http://schemas.openxmlformats.org/drawingml/2006/picture">
                 <pic:pic>
                   <pic:nvPicPr>
-                    <pic:cNvPr id="0" name="image72.png"/>
+                    <pic:cNvPr id="0" name="image75.png"/>
                     <pic:cNvPicPr preferRelativeResize="0"/>
                   </pic:nvPicPr>
                   <pic:blipFill>
@@ -6578,12 +6578,12 @@
           <wp:inline distB="114300" distT="114300" distL="114300" distR="114300">
             <wp:extent cx="5731200" cy="3390900"/>
             <wp:effectExtent b="0" l="0" r="0" t="0"/>
-            <wp:docPr id="17" name="image7.png"/>
+            <wp:docPr id="17" name="image8.png"/>
             <a:graphic>
               <a:graphicData uri="http://schemas.openxmlformats.org/drawingml/2006/picture">
                 <pic:pic>
                   <pic:nvPicPr>
-                    <pic:cNvPr id="0" name="image7.png"/>
+                    <pic:cNvPr id="0" name="image8.png"/>
                     <pic:cNvPicPr preferRelativeResize="0"/>
                   </pic:nvPicPr>
                   <pic:blipFill>
@@ -6647,12 +6647,12 @@
           <wp:inline distB="114300" distT="114300" distL="114300" distR="114300">
             <wp:extent cx="5731200" cy="3632200"/>
             <wp:effectExtent b="0" l="0" r="0" t="0"/>
-            <wp:docPr id="8" name="image13.png"/>
+            <wp:docPr id="8" name="image78.png"/>
             <a:graphic>
               <a:graphicData uri="http://schemas.openxmlformats.org/drawingml/2006/picture">
                 <pic:pic>
                   <pic:nvPicPr>
-                    <pic:cNvPr id="0" name="image13.png"/>
+                    <pic:cNvPr id="0" name="image78.png"/>
                     <pic:cNvPicPr preferRelativeResize="0"/>
                   </pic:nvPicPr>
                   <pic:blipFill>
@@ -6764,12 +6764,12 @@
           <wp:inline distB="114300" distT="114300" distL="114300" distR="114300">
             <wp:extent cx="5731200" cy="3340100"/>
             <wp:effectExtent b="0" l="0" r="0" t="0"/>
-            <wp:docPr id="28" name="image28.png"/>
+            <wp:docPr id="28" name="image17.png"/>
             <a:graphic>
               <a:graphicData uri="http://schemas.openxmlformats.org/drawingml/2006/picture">
                 <pic:pic>
                   <pic:nvPicPr>
-                    <pic:cNvPr id="0" name="image28.png"/>
+                    <pic:cNvPr id="0" name="image17.png"/>
                     <pic:cNvPicPr preferRelativeResize="0"/>
                   </pic:nvPicPr>
                   <pic:blipFill>
@@ -6833,12 +6833,12 @@
           <wp:inline distB="114300" distT="114300" distL="114300" distR="114300">
             <wp:extent cx="5731200" cy="3467100"/>
             <wp:effectExtent b="0" l="0" r="0" t="0"/>
-            <wp:docPr id="77" name="image82.png"/>
+            <wp:docPr id="77" name="image64.png"/>
             <a:graphic>
               <a:graphicData uri="http://schemas.openxmlformats.org/drawingml/2006/picture">
                 <pic:pic>
                   <pic:nvPicPr>
-                    <pic:cNvPr id="0" name="image82.png"/>
+                    <pic:cNvPr id="0" name="image64.png"/>
                     <pic:cNvPicPr preferRelativeResize="0"/>
                   </pic:nvPicPr>
                   <pic:blipFill>
@@ -6960,12 +6960,12 @@
           <wp:inline distB="114300" distT="114300" distL="114300" distR="114300">
             <wp:extent cx="5731200" cy="4533900"/>
             <wp:effectExtent b="0" l="0" r="0" t="0"/>
-            <wp:docPr id="86" name="image79.png"/>
+            <wp:docPr id="86" name="image85.png"/>
             <a:graphic>
               <a:graphicData uri="http://schemas.openxmlformats.org/drawingml/2006/picture">
                 <pic:pic>
                   <pic:nvPicPr>
-                    <pic:cNvPr id="0" name="image79.png"/>
+                    <pic:cNvPr id="0" name="image85.png"/>
                     <pic:cNvPicPr preferRelativeResize="0"/>
                   </pic:nvPicPr>
                   <pic:blipFill>
@@ -7039,12 +7039,12 @@
           <wp:inline distB="114300" distT="114300" distL="114300" distR="114300">
             <wp:extent cx="5731200" cy="4648200"/>
             <wp:effectExtent b="0" l="0" r="0" t="0"/>
-            <wp:docPr id="33" name="image31.png"/>
+            <wp:docPr id="33" name="image25.png"/>
             <a:graphic>
               <a:graphicData uri="http://schemas.openxmlformats.org/drawingml/2006/picture">
                 <pic:pic>
                   <pic:nvPicPr>
-                    <pic:cNvPr id="0" name="image31.png"/>
+                    <pic:cNvPr id="0" name="image25.png"/>
                     <pic:cNvPicPr preferRelativeResize="0"/>
                   </pic:nvPicPr>
                   <pic:blipFill>
@@ -7107,12 +7107,12 @@
           <wp:inline distB="114300" distT="114300" distL="114300" distR="114300">
             <wp:extent cx="5731200" cy="4673600"/>
             <wp:effectExtent b="0" l="0" r="0" t="0"/>
-            <wp:docPr id="50" name="image59.png"/>
+            <wp:docPr id="50" name="image38.png"/>
             <a:graphic>
               <a:graphicData uri="http://schemas.openxmlformats.org/drawingml/2006/picture">
                 <pic:pic>
                   <pic:nvPicPr>
-                    <pic:cNvPr id="0" name="image59.png"/>
+                    <pic:cNvPr id="0" name="image38.png"/>
                     <pic:cNvPicPr preferRelativeResize="0"/>
                   </pic:nvPicPr>
                   <pic:blipFill>
@@ -7276,12 +7276,12 @@
           <wp:inline distB="114300" distT="114300" distL="114300" distR="114300">
             <wp:extent cx="5731200" cy="5194300"/>
             <wp:effectExtent b="0" l="0" r="0" t="0"/>
-            <wp:docPr id="9" name="image5.png"/>
+            <wp:docPr id="9" name="image22.png"/>
             <a:graphic>
               <a:graphicData uri="http://schemas.openxmlformats.org/drawingml/2006/picture">
                 <pic:pic>
                   <pic:nvPicPr>
-                    <pic:cNvPr id="0" name="image5.png"/>
+                    <pic:cNvPr id="0" name="image22.png"/>
                     <pic:cNvPicPr preferRelativeResize="0"/>
                   </pic:nvPicPr>
                   <pic:blipFill>
@@ -7361,12 +7361,12 @@
           <wp:inline distB="114300" distT="114300" distL="114300" distR="114300">
             <wp:extent cx="5731200" cy="5232400"/>
             <wp:effectExtent b="0" l="0" r="0" t="0"/>
-            <wp:docPr id="76" name="image75.png"/>
+            <wp:docPr id="76" name="image79.png"/>
             <a:graphic>
               <a:graphicData uri="http://schemas.openxmlformats.org/drawingml/2006/picture">
                 <pic:pic>
                   <pic:nvPicPr>
-                    <pic:cNvPr id="0" name="image75.png"/>
+                    <pic:cNvPr id="0" name="image79.png"/>
                     <pic:cNvPicPr preferRelativeResize="0"/>
                   </pic:nvPicPr>
                   <pic:blipFill>
@@ -7446,12 +7446,12 @@
           <wp:inline distB="114300" distT="114300" distL="114300" distR="114300">
             <wp:extent cx="5731200" cy="5168900"/>
             <wp:effectExtent b="0" l="0" r="0" t="0"/>
-            <wp:docPr id="16" name="image16.png"/>
+            <wp:docPr id="16" name="image6.png"/>
             <a:graphic>
               <a:graphicData uri="http://schemas.openxmlformats.org/drawingml/2006/picture">
                 <pic:pic>
                   <pic:nvPicPr>
-                    <pic:cNvPr id="0" name="image16.png"/>
+                    <pic:cNvPr id="0" name="image6.png"/>
                     <pic:cNvPicPr preferRelativeResize="0"/>
                   </pic:nvPicPr>
                   <pic:blipFill>
@@ -7531,12 +7531,12 @@
           <wp:inline distB="114300" distT="114300" distL="114300" distR="114300">
             <wp:extent cx="5731200" cy="3771900"/>
             <wp:effectExtent b="0" l="0" r="0" t="0"/>
-            <wp:docPr id="13" name="image11.png"/>
+            <wp:docPr id="13" name="image9.png"/>
             <a:graphic>
               <a:graphicData uri="http://schemas.openxmlformats.org/drawingml/2006/picture">
                 <pic:pic>
                   <pic:nvPicPr>
-                    <pic:cNvPr id="0" name="image11.png"/>
+                    <pic:cNvPr id="0" name="image9.png"/>
                     <pic:cNvPicPr preferRelativeResize="0"/>
                   </pic:nvPicPr>
                   <pic:blipFill>
@@ -7644,12 +7644,12 @@
           <wp:inline distB="114300" distT="114300" distL="114300" distR="114300">
             <wp:extent cx="5731200" cy="5130800"/>
             <wp:effectExtent b="0" l="0" r="0" t="0"/>
-            <wp:docPr id="63" name="image58.png"/>
+            <wp:docPr id="63" name="image62.png"/>
             <a:graphic>
               <a:graphicData uri="http://schemas.openxmlformats.org/drawingml/2006/picture">
                 <pic:pic>
                   <pic:nvPicPr>
-                    <pic:cNvPr id="0" name="image58.png"/>
+                    <pic:cNvPr id="0" name="image62.png"/>
                     <pic:cNvPicPr preferRelativeResize="0"/>
                   </pic:nvPicPr>
                   <pic:blipFill>
@@ -7729,12 +7729,12 @@
           <wp:inline distB="114300" distT="114300" distL="114300" distR="114300">
             <wp:extent cx="5731200" cy="5105400"/>
             <wp:effectExtent b="0" l="0" r="0" t="0"/>
-            <wp:docPr id="3" name="image8.png"/>
+            <wp:docPr id="3" name="image36.png"/>
             <a:graphic>
               <a:graphicData uri="http://schemas.openxmlformats.org/drawingml/2006/picture">
                 <pic:pic>
                   <pic:nvPicPr>
-                    <pic:cNvPr id="0" name="image8.png"/>
+                    <pic:cNvPr id="0" name="image36.png"/>
                     <pic:cNvPicPr preferRelativeResize="0"/>
                   </pic:nvPicPr>
                   <pic:blipFill>
@@ -7814,12 +7814,12 @@
           <wp:inline distB="114300" distT="114300" distL="114300" distR="114300">
             <wp:extent cx="5731200" cy="5143500"/>
             <wp:effectExtent b="0" l="0" r="0" t="0"/>
-            <wp:docPr id="19" name="image14.png"/>
+            <wp:docPr id="19" name="image11.png"/>
             <a:graphic>
               <a:graphicData uri="http://schemas.openxmlformats.org/drawingml/2006/picture">
                 <pic:pic>
                   <pic:nvPicPr>
-                    <pic:cNvPr id="0" name="image14.png"/>
+                    <pic:cNvPr id="0" name="image11.png"/>
                     <pic:cNvPicPr preferRelativeResize="0"/>
                   </pic:nvPicPr>
                   <pic:blipFill>
@@ -7899,12 +7899,12 @@
           <wp:inline distB="114300" distT="114300" distL="114300" distR="114300">
             <wp:extent cx="5731200" cy="3695700"/>
             <wp:effectExtent b="0" l="0" r="0" t="0"/>
-            <wp:docPr id="52" name="image49.png"/>
+            <wp:docPr id="52" name="image43.png"/>
             <a:graphic>
               <a:graphicData uri="http://schemas.openxmlformats.org/drawingml/2006/picture">
                 <pic:pic>
                   <pic:nvPicPr>
-                    <pic:cNvPr id="0" name="image49.png"/>
+                    <pic:cNvPr id="0" name="image43.png"/>
                     <pic:cNvPicPr preferRelativeResize="0"/>
                   </pic:nvPicPr>
                   <pic:blipFill>
@@ -8100,12 +8100,12 @@
           <wp:inline distB="114300" distT="114300" distL="114300" distR="114300">
             <wp:extent cx="5731200" cy="6794500"/>
             <wp:effectExtent b="0" l="0" r="0" t="0"/>
-            <wp:docPr id="64" name="image48.png"/>
+            <wp:docPr id="64" name="image72.png"/>
             <a:graphic>
               <a:graphicData uri="http://schemas.openxmlformats.org/drawingml/2006/picture">
                 <pic:pic>
                   <pic:nvPicPr>
-                    <pic:cNvPr id="0" name="image48.png"/>
+                    <pic:cNvPr id="0" name="image72.png"/>
                     <pic:cNvPicPr preferRelativeResize="0"/>
                   </pic:nvPicPr>
                   <pic:blipFill>
@@ -8184,12 +8184,12 @@
           <wp:inline distB="114300" distT="114300" distL="114300" distR="114300">
             <wp:extent cx="5731200" cy="4826000"/>
             <wp:effectExtent b="0" l="0" r="0" t="0"/>
-            <wp:docPr id="87" name="image85.png"/>
+            <wp:docPr id="87" name="image76.png"/>
             <a:graphic>
               <a:graphicData uri="http://schemas.openxmlformats.org/drawingml/2006/picture">
                 <pic:pic>
                   <pic:nvPicPr>
-                    <pic:cNvPr id="0" name="image85.png"/>
+                    <pic:cNvPr id="0" name="image76.png"/>
                     <pic:cNvPicPr preferRelativeResize="0"/>
                   </pic:nvPicPr>
                   <pic:blipFill>
@@ -8242,12 +8242,12 @@
           <wp:inline distB="114300" distT="114300" distL="114300" distR="114300">
             <wp:extent cx="5731200" cy="5168900"/>
             <wp:effectExtent b="0" l="0" r="0" t="0"/>
-            <wp:docPr id="31" name="image23.png"/>
+            <wp:docPr id="31" name="image18.png"/>
             <a:graphic>
               <a:graphicData uri="http://schemas.openxmlformats.org/drawingml/2006/picture">
                 <pic:pic>
                   <pic:nvPicPr>
-                    <pic:cNvPr id="0" name="image23.png"/>
+                    <pic:cNvPr id="0" name="image18.png"/>
                     <pic:cNvPicPr preferRelativeResize="0"/>
                   </pic:nvPicPr>
                   <pic:blipFill>
@@ -8326,12 +8326,12 @@
           <wp:inline distB="114300" distT="114300" distL="114300" distR="114300">
             <wp:extent cx="5731200" cy="5524500"/>
             <wp:effectExtent b="0" l="0" r="0" t="0"/>
-            <wp:docPr id="41" name="image33.png"/>
+            <wp:docPr id="41" name="image40.png"/>
             <a:graphic>
               <a:graphicData uri="http://schemas.openxmlformats.org/drawingml/2006/picture">
                 <pic:pic>
                   <pic:nvPicPr>
-                    <pic:cNvPr id="0" name="image33.png"/>
+                    <pic:cNvPr id="0" name="image40.png"/>
                     <pic:cNvPicPr preferRelativeResize="0"/>
                   </pic:nvPicPr>
                   <pic:blipFill>
@@ -8384,12 +8384,12 @@
           <wp:inline distB="114300" distT="114300" distL="114300" distR="114300">
             <wp:extent cx="5731200" cy="5638800"/>
             <wp:effectExtent b="0" l="0" r="0" t="0"/>
-            <wp:docPr id="83" name="image77.png"/>
+            <wp:docPr id="83" name="image84.png"/>
             <a:graphic>
               <a:graphicData uri="http://schemas.openxmlformats.org/drawingml/2006/picture">
                 <pic:pic>
                   <pic:nvPicPr>
-                    <pic:cNvPr id="0" name="image77.png"/>
+                    <pic:cNvPr id="0" name="image84.png"/>
                     <pic:cNvPicPr preferRelativeResize="0"/>
                   </pic:nvPicPr>
                   <pic:blipFill>
@@ -8519,12 +8519,12 @@
           <wp:inline distB="114300" distT="114300" distL="114300" distR="114300">
             <wp:extent cx="5731200" cy="6946900"/>
             <wp:effectExtent b="0" l="0" r="0" t="0"/>
-            <wp:docPr id="6" name="image12.png"/>
+            <wp:docPr id="6" name="image5.png"/>
             <a:graphic>
               <a:graphicData uri="http://schemas.openxmlformats.org/drawingml/2006/picture">
                 <pic:pic>
                   <pic:nvPicPr>
-                    <pic:cNvPr id="0" name="image12.png"/>
+                    <pic:cNvPr id="0" name="image5.png"/>
                     <pic:cNvPicPr preferRelativeResize="0"/>
                   </pic:nvPicPr>
                   <pic:blipFill>
@@ -8636,12 +8636,12 @@
           <wp:inline distB="114300" distT="114300" distL="114300" distR="114300">
             <wp:extent cx="5731200" cy="4978400"/>
             <wp:effectExtent b="0" l="0" r="0" t="0"/>
-            <wp:docPr id="21" name="image22.png"/>
+            <wp:docPr id="21" name="image15.png"/>
             <a:graphic>
               <a:graphicData uri="http://schemas.openxmlformats.org/drawingml/2006/picture">
                 <pic:pic>
                   <pic:nvPicPr>
-                    <pic:cNvPr id="0" name="image22.png"/>
+                    <pic:cNvPr id="0" name="image15.png"/>
                     <pic:cNvPicPr preferRelativeResize="0"/>
                   </pic:nvPicPr>
                   <pic:blipFill>
@@ -8694,12 +8694,12 @@
           <wp:inline distB="114300" distT="114300" distL="114300" distR="114300">
             <wp:extent cx="5731200" cy="5029200"/>
             <wp:effectExtent b="0" l="0" r="0" t="0"/>
-            <wp:docPr id="75" name="image81.png"/>
+            <wp:docPr id="75" name="image63.png"/>
             <a:graphic>
               <a:graphicData uri="http://schemas.openxmlformats.org/drawingml/2006/picture">
                 <pic:pic>
                   <pic:nvPicPr>
-                    <pic:cNvPr id="0" name="image81.png"/>
+                    <pic:cNvPr id="0" name="image63.png"/>
                     <pic:cNvPicPr preferRelativeResize="0"/>
                   </pic:nvPicPr>
                   <pic:blipFill>
@@ -8795,12 +8795,12 @@
           <wp:inline distB="114300" distT="114300" distL="114300" distR="114300">
             <wp:extent cx="5731200" cy="5219700"/>
             <wp:effectExtent b="0" l="0" r="0" t="0"/>
-            <wp:docPr id="23" name="image19.png"/>
+            <wp:docPr id="23" name="image30.png"/>
             <a:graphic>
               <a:graphicData uri="http://schemas.openxmlformats.org/drawingml/2006/picture">
                 <pic:pic>
                   <pic:nvPicPr>
-                    <pic:cNvPr id="0" name="image19.png"/>
+                    <pic:cNvPr id="0" name="image30.png"/>
                     <pic:cNvPicPr preferRelativeResize="0"/>
                   </pic:nvPicPr>
                   <pic:blipFill>
@@ -8853,12 +8853,12 @@
           <wp:inline distB="114300" distT="114300" distL="114300" distR="114300">
             <wp:extent cx="5731200" cy="5080000"/>
             <wp:effectExtent b="0" l="0" r="0" t="0"/>
-            <wp:docPr id="22" name="image21.png"/>
+            <wp:docPr id="22" name="image20.png"/>
             <a:graphic>
               <a:graphicData uri="http://schemas.openxmlformats.org/drawingml/2006/picture">
                 <pic:pic>
                   <pic:nvPicPr>
-                    <pic:cNvPr id="0" name="image21.png"/>
+                    <pic:cNvPr id="0" name="image20.png"/>
                     <pic:cNvPicPr preferRelativeResize="0"/>
                   </pic:nvPicPr>
                   <pic:blipFill>
@@ -8937,12 +8937,12 @@
           <wp:inline distB="114300" distT="114300" distL="114300" distR="114300">
             <wp:extent cx="5731200" cy="6032500"/>
             <wp:effectExtent b="0" l="0" r="0" t="0"/>
-            <wp:docPr id="34" name="image37.png"/>
+            <wp:docPr id="34" name="image27.png"/>
             <a:graphic>
               <a:graphicData uri="http://schemas.openxmlformats.org/drawingml/2006/picture">
                 <pic:pic>
                   <pic:nvPicPr>
-                    <pic:cNvPr id="0" name="image37.png"/>
+                    <pic:cNvPr id="0" name="image27.png"/>
                     <pic:cNvPicPr preferRelativeResize="0"/>
                   </pic:nvPicPr>
                   <pic:blipFill>
@@ -9032,12 +9032,12 @@
           <wp:inline distB="114300" distT="114300" distL="114300" distR="114300">
             <wp:extent cx="5731200" cy="5054600"/>
             <wp:effectExtent b="0" l="0" r="0" t="0"/>
-            <wp:docPr id="66" name="image65.png"/>
+            <wp:docPr id="66" name="image77.png"/>
             <a:graphic>
               <a:graphicData uri="http://schemas.openxmlformats.org/drawingml/2006/picture">
                 <pic:pic>
                   <pic:nvPicPr>
-                    <pic:cNvPr id="0" name="image65.png"/>
+                    <pic:cNvPr id="0" name="image77.png"/>
                     <pic:cNvPicPr preferRelativeResize="0"/>
                   </pic:nvPicPr>
                   <pic:blipFill>
@@ -9116,12 +9116,12 @@
           <wp:inline distB="114300" distT="114300" distL="114300" distR="114300">
             <wp:extent cx="5731200" cy="5930900"/>
             <wp:effectExtent b="0" l="0" r="0" t="0"/>
-            <wp:docPr id="39" name="image36.png"/>
+            <wp:docPr id="39" name="image50.png"/>
             <a:graphic>
               <a:graphicData uri="http://schemas.openxmlformats.org/drawingml/2006/picture">
                 <pic:pic>
                   <pic:nvPicPr>
-                    <pic:cNvPr id="0" name="image36.png"/>
+                    <pic:cNvPr id="0" name="image50.png"/>
                     <pic:cNvPicPr preferRelativeResize="0"/>
                   </pic:nvPicPr>
                   <pic:blipFill>
@@ -9384,12 +9384,12 @@
             <wp:extent cx="5581650" cy="4119809"/>
             <wp:effectExtent b="0" l="0" r="0" t="0"/>
             <wp:wrapNone/>
-            <wp:docPr id="46" name="image57.png"/>
+            <wp:docPr id="46" name="image32.png"/>
             <a:graphic>
               <a:graphicData uri="http://schemas.openxmlformats.org/drawingml/2006/picture">
                 <pic:pic>
                   <pic:nvPicPr>
-                    <pic:cNvPr id="0" name="image57.png"/>
+                    <pic:cNvPr id="0" name="image32.png"/>
                     <pic:cNvPicPr preferRelativeResize="0"/>
                   </pic:nvPicPr>
                   <pic:blipFill>
@@ -10289,12 +10289,12 @@
             <wp:extent cx="5972175" cy="3543300"/>
             <wp:effectExtent b="0" l="0" r="0" t="0"/>
             <wp:wrapNone/>
-            <wp:docPr id="43" name="image38.png"/>
+            <wp:docPr id="43" name="image34.png"/>
             <a:graphic>
               <a:graphicData uri="http://schemas.openxmlformats.org/drawingml/2006/picture">
                 <pic:pic>
                   <pic:nvPicPr>
-                    <pic:cNvPr id="0" name="image38.png"/>
+                    <pic:cNvPr id="0" name="image34.png"/>
                     <pic:cNvPicPr preferRelativeResize="0"/>
                   </pic:nvPicPr>
                   <pic:blipFill>
@@ -10620,12 +10620,12 @@
             <wp:extent cx="5731200" cy="5080000"/>
             <wp:effectExtent b="0" l="0" r="0" t="0"/>
             <wp:wrapNone/>
-            <wp:docPr id="49" name="image51.png"/>
+            <wp:docPr id="49" name="image41.png"/>
             <a:graphic>
               <a:graphicData uri="http://schemas.openxmlformats.org/drawingml/2006/picture">
                 <pic:pic>
                   <pic:nvPicPr>
-                    <pic:cNvPr id="0" name="image51.png"/>
+                    <pic:cNvPr id="0" name="image41.png"/>
                     <pic:cNvPicPr preferRelativeResize="0"/>
                   </pic:nvPicPr>
                   <pic:blipFill>
@@ -11143,12 +11143,12 @@
           <wp:inline distB="114300" distT="114300" distL="114300" distR="114300">
             <wp:extent cx="5019675" cy="5167313"/>
             <wp:effectExtent b="0" l="0" r="0" t="0"/>
-            <wp:docPr id="81" name="image78.png"/>
+            <wp:docPr id="81" name="image70.png"/>
             <a:graphic>
               <a:graphicData uri="http://schemas.openxmlformats.org/drawingml/2006/picture">
                 <pic:pic>
                   <pic:nvPicPr>
-                    <pic:cNvPr id="0" name="image78.png"/>
+                    <pic:cNvPr id="0" name="image70.png"/>
                     <pic:cNvPicPr preferRelativeResize="0"/>
                   </pic:nvPicPr>
                   <pic:blipFill>
@@ -11422,12 +11422,12 @@
             <wp:extent cx="4881563" cy="3778434"/>
             <wp:effectExtent b="0" l="0" r="0" t="0"/>
             <wp:wrapNone/>
-            <wp:docPr id="36" name="image47.png"/>
+            <wp:docPr id="36" name="image23.png"/>
             <a:graphic>
               <a:graphicData uri="http://schemas.openxmlformats.org/drawingml/2006/picture">
                 <pic:pic>
                   <pic:nvPicPr>
-                    <pic:cNvPr id="0" name="image47.png"/>
+                    <pic:cNvPr id="0" name="image23.png"/>
                     <pic:cNvPicPr preferRelativeResize="0"/>
                   </pic:nvPicPr>
                   <pic:blipFill>
@@ -12078,12 +12078,12 @@
             <wp:extent cx="5181600" cy="3624509"/>
             <wp:effectExtent b="0" l="0" r="0" t="0"/>
             <wp:wrapNone/>
-            <wp:docPr id="38" name="image35.png"/>
+            <wp:docPr id="38" name="image24.png"/>
             <a:graphic>
               <a:graphicData uri="http://schemas.openxmlformats.org/drawingml/2006/picture">
                 <pic:pic>
                   <pic:nvPicPr>
-                    <pic:cNvPr id="0" name="image35.png"/>
+                    <pic:cNvPr id="0" name="image24.png"/>
                     <pic:cNvPicPr preferRelativeResize="0"/>
                   </pic:nvPicPr>
                   <pic:blipFill>
@@ -12369,12 +12369,12 @@
             <wp:extent cx="5057775" cy="4342335"/>
             <wp:effectExtent b="0" l="0" r="0" t="0"/>
             <wp:wrapNone/>
-            <wp:docPr id="70" name="image69.png"/>
+            <wp:docPr id="70" name="image59.png"/>
             <a:graphic>
               <a:graphicData uri="http://schemas.openxmlformats.org/drawingml/2006/picture">
                 <pic:pic>
                   <pic:nvPicPr>
-                    <pic:cNvPr id="0" name="image69.png"/>
+                    <pic:cNvPr id="0" name="image59.png"/>
                     <pic:cNvPicPr preferRelativeResize="0"/>
                   </pic:nvPicPr>
                   <pic:blipFill>
@@ -12695,12 +12695,12 @@
             <wp:extent cx="5105400" cy="4424363"/>
             <wp:effectExtent b="0" l="0" r="0" t="0"/>
             <wp:wrapNone/>
-            <wp:docPr id="18" name="image4.png"/>
+            <wp:docPr id="18" name="image28.png"/>
             <a:graphic>
               <a:graphicData uri="http://schemas.openxmlformats.org/drawingml/2006/picture">
                 <pic:pic>
                   <pic:nvPicPr>
-                    <pic:cNvPr id="0" name="image4.png"/>
+                    <pic:cNvPr id="0" name="image28.png"/>
                     <pic:cNvPicPr preferRelativeResize="0"/>
                   </pic:nvPicPr>
                   <pic:blipFill>
@@ -13021,12 +13021,12 @@
             <wp:extent cx="5857875" cy="4429125"/>
             <wp:effectExtent b="0" l="0" r="0" t="0"/>
             <wp:wrapNone/>
-            <wp:docPr id="2" name="image30.png"/>
+            <wp:docPr id="2" name="image4.png"/>
             <a:graphic>
               <a:graphicData uri="http://schemas.openxmlformats.org/drawingml/2006/picture">
                 <pic:pic>
                   <pic:nvPicPr>
-                    <pic:cNvPr id="0" name="image30.png"/>
+                    <pic:cNvPr id="0" name="image4.png"/>
                     <pic:cNvPicPr preferRelativeResize="0"/>
                   </pic:nvPicPr>
                   <pic:blipFill>
@@ -13299,12 +13299,12 @@
           <wp:inline distB="114300" distT="114300" distL="114300" distR="114300">
             <wp:extent cx="5731200" cy="5854700"/>
             <wp:effectExtent b="0" l="0" r="0" t="0"/>
-            <wp:docPr id="61" name="image60.png"/>
+            <wp:docPr id="61" name="image54.png"/>
             <a:graphic>
               <a:graphicData uri="http://schemas.openxmlformats.org/drawingml/2006/picture">
                 <pic:pic>
                   <pic:nvPicPr>
-                    <pic:cNvPr id="0" name="image60.png"/>
+                    <pic:cNvPr id="0" name="image54.png"/>
                     <pic:cNvPicPr preferRelativeResize="0"/>
                   </pic:nvPicPr>
                   <pic:blipFill>
@@ -13378,12 +13378,12 @@
           <wp:inline distB="114300" distT="114300" distL="114300" distR="114300">
             <wp:extent cx="5731200" cy="5232400"/>
             <wp:effectExtent b="0" l="0" r="0" t="0"/>
-            <wp:docPr id="62" name="image76.png"/>
+            <wp:docPr id="62" name="image53.png"/>
             <a:graphic>
               <a:graphicData uri="http://schemas.openxmlformats.org/drawingml/2006/picture">
                 <pic:pic>
                   <pic:nvPicPr>
-                    <pic:cNvPr id="0" name="image76.png"/>
+                    <pic:cNvPr id="0" name="image53.png"/>
                     <pic:cNvPicPr preferRelativeResize="0"/>
                   </pic:nvPicPr>
                   <pic:blipFill>
@@ -13473,12 +13473,12 @@
           <wp:inline distB="114300" distT="114300" distL="114300" distR="114300">
             <wp:extent cx="5731200" cy="4927600"/>
             <wp:effectExtent b="0" l="0" r="0" t="0"/>
-            <wp:docPr id="11" name="image3.png"/>
+            <wp:docPr id="11" name="image2.png"/>
             <a:graphic>
               <a:graphicData uri="http://schemas.openxmlformats.org/drawingml/2006/picture">
                 <pic:pic>
                   <pic:nvPicPr>
-                    <pic:cNvPr id="0" name="image3.png"/>
+                    <pic:cNvPr id="0" name="image2.png"/>
                     <pic:cNvPicPr preferRelativeResize="0"/>
                   </pic:nvPicPr>
                   <pic:blipFill>
@@ -13773,12 +13773,12 @@
           <wp:inline distB="114300" distT="114300" distL="114300" distR="114300">
             <wp:extent cx="6062663" cy="3276600"/>
             <wp:effectExtent b="0" l="0" r="0" t="0"/>
-            <wp:docPr id="44" name="image43.png"/>
+            <wp:docPr id="44" name="image31.png"/>
             <a:graphic>
               <a:graphicData uri="http://schemas.openxmlformats.org/drawingml/2006/picture">
                 <pic:pic>
                   <pic:nvPicPr>
-                    <pic:cNvPr id="0" name="image43.png"/>
+                    <pic:cNvPr id="0" name="image31.png"/>
                     <pic:cNvPicPr preferRelativeResize="0"/>
                   </pic:nvPicPr>
                   <pic:blipFill>
@@ -13839,12 +13839,12 @@
           <wp:inline distB="114300" distT="114300" distL="114300" distR="114300">
             <wp:extent cx="5731200" cy="3937000"/>
             <wp:effectExtent b="0" l="0" r="0" t="0"/>
-            <wp:docPr id="85" name="image84.png"/>
+            <wp:docPr id="85" name="image86.png"/>
             <a:graphic>
               <a:graphicData uri="http://schemas.openxmlformats.org/drawingml/2006/picture">
                 <pic:pic>
                   <pic:nvPicPr>
-                    <pic:cNvPr id="0" name="image84.png"/>
+                    <pic:cNvPr id="0" name="image86.png"/>
                     <pic:cNvPicPr preferRelativeResize="0"/>
                   </pic:nvPicPr>
                   <pic:blipFill>
@@ -13909,12 +13909,12 @@
           <wp:inline distB="114300" distT="114300" distL="114300" distR="114300">
             <wp:extent cx="5731200" cy="3225800"/>
             <wp:effectExtent b="0" l="0" r="0" t="0"/>
-            <wp:docPr id="14" name="image20.png"/>
+            <wp:docPr id="14" name="image3.png"/>
             <a:graphic>
               <a:graphicData uri="http://schemas.openxmlformats.org/drawingml/2006/picture">
                 <pic:pic>
                   <pic:nvPicPr>
-                    <pic:cNvPr id="0" name="image20.png"/>
+                    <pic:cNvPr id="0" name="image3.png"/>
                     <pic:cNvPicPr preferRelativeResize="0"/>
                   </pic:nvPicPr>
                   <pic:blipFill>
@@ -13991,12 +13991,12 @@
           <wp:inline distB="114300" distT="114300" distL="114300" distR="114300">
             <wp:extent cx="5731200" cy="3987800"/>
             <wp:effectExtent b="0" l="0" r="0" t="0"/>
-            <wp:docPr id="10" name="image29.png"/>
+            <wp:docPr id="10" name="image1.png"/>
             <a:graphic>
               <a:graphicData uri="http://schemas.openxmlformats.org/drawingml/2006/picture">
                 <pic:pic>
                   <pic:nvPicPr>
-                    <pic:cNvPr id="0" name="image29.png"/>
+                    <pic:cNvPr id="0" name="image1.png"/>
                     <pic:cNvPicPr preferRelativeResize="0"/>
                   </pic:nvPicPr>
                   <pic:blipFill>
@@ -14061,12 +14061,12 @@
           <wp:inline distB="114300" distT="114300" distL="114300" distR="114300">
             <wp:extent cx="5731200" cy="4013200"/>
             <wp:effectExtent b="0" l="0" r="0" t="0"/>
-            <wp:docPr id="20" name="image1.png"/>
+            <wp:docPr id="20" name="image7.png"/>
             <a:graphic>
               <a:graphicData uri="http://schemas.openxmlformats.org/drawingml/2006/picture">
                 <pic:pic>
                   <pic:nvPicPr>
-                    <pic:cNvPr id="0" name="image1.png"/>
+                    <pic:cNvPr id="0" name="image7.png"/>
                     <pic:cNvPicPr preferRelativeResize="0"/>
                   </pic:nvPicPr>
                   <pic:blipFill>
@@ -14130,12 +14130,12 @@
           <wp:inline distB="114300" distT="114300" distL="114300" distR="114300">
             <wp:extent cx="5731200" cy="3606800"/>
             <wp:effectExtent b="0" l="0" r="0" t="0"/>
-            <wp:docPr id="1" name="image17.png"/>
+            <wp:docPr id="1" name="image69.png"/>
             <a:graphic>
               <a:graphicData uri="http://schemas.openxmlformats.org/drawingml/2006/picture">
                 <pic:pic>
                   <pic:nvPicPr>
-                    <pic:cNvPr id="0" name="image17.png"/>
+                    <pic:cNvPr id="0" name="image69.png"/>
                     <pic:cNvPicPr preferRelativeResize="0"/>
                   </pic:nvPicPr>
                   <pic:blipFill>
@@ -14238,12 +14238,12 @@
           <wp:inline distB="114300" distT="114300" distL="114300" distR="114300">
             <wp:extent cx="5748338" cy="3857625"/>
             <wp:effectExtent b="0" l="0" r="0" t="0"/>
-            <wp:docPr id="5" name="image24.png"/>
+            <wp:docPr id="5" name="image21.png"/>
             <a:graphic>
               <a:graphicData uri="http://schemas.openxmlformats.org/drawingml/2006/picture">
                 <pic:pic>
                   <pic:nvPicPr>
-                    <pic:cNvPr id="0" name="image24.png"/>
+                    <pic:cNvPr id="0" name="image21.png"/>
                     <pic:cNvPicPr preferRelativeResize="0"/>
                   </pic:nvPicPr>
                   <pic:blipFill>
@@ -14307,12 +14307,12 @@
           <wp:inline distB="114300" distT="114300" distL="114300" distR="114300">
             <wp:extent cx="5710238" cy="3552825"/>
             <wp:effectExtent b="0" l="0" r="0" t="0"/>
-            <wp:docPr id="27" name="image32.png"/>
+            <wp:docPr id="27" name="image14.png"/>
             <a:graphic>
               <a:graphicData uri="http://schemas.openxmlformats.org/drawingml/2006/picture">
                 <pic:pic>
                   <pic:nvPicPr>
-                    <pic:cNvPr id="0" name="image32.png"/>
+                    <pic:cNvPr id="0" name="image14.png"/>
                     <pic:cNvPicPr preferRelativeResize="0"/>
                   </pic:nvPicPr>
                   <pic:blipFill>
@@ -14411,12 +14411,12 @@
           <wp:inline distB="114300" distT="114300" distL="114300" distR="114300">
             <wp:extent cx="5500688" cy="4295775"/>
             <wp:effectExtent b="0" l="0" r="0" t="0"/>
-            <wp:docPr id="60" name="image53.png"/>
+            <wp:docPr id="60" name="image52.png"/>
             <a:graphic>
               <a:graphicData uri="http://schemas.openxmlformats.org/drawingml/2006/picture">
                 <pic:pic>
                   <pic:nvPicPr>
-                    <pic:cNvPr id="0" name="image53.png"/>
+                    <pic:cNvPr id="0" name="image52.png"/>
                     <pic:cNvPicPr preferRelativeResize="0"/>
                   </pic:nvPicPr>
                   <pic:blipFill>
@@ -14493,12 +14493,12 @@
           <wp:inline distB="114300" distT="114300" distL="114300" distR="114300">
             <wp:extent cx="5386388" cy="3800475"/>
             <wp:effectExtent b="0" l="0" r="0" t="0"/>
-            <wp:docPr id="42" name="image39.png"/>
+            <wp:docPr id="42" name="image37.png"/>
             <a:graphic>
               <a:graphicData uri="http://schemas.openxmlformats.org/drawingml/2006/picture">
                 <pic:pic>
                   <pic:nvPicPr>
-                    <pic:cNvPr id="0" name="image39.png"/>
+                    <pic:cNvPr id="0" name="image37.png"/>
                     <pic:cNvPicPr preferRelativeResize="0"/>
                   </pic:nvPicPr>
                   <pic:blipFill>
